--- a/RachnaLekh_BDA400_A02.docx
+++ b/RachnaLekh_BDA400_A02.docx
@@ -325,12 +325,7 @@
         <w:spacing w:before="0" w:after="120" w:line="276" w:lineRule="auto"/>
       </w:pPr>
       <w:r>
-        <w:rPr>
-          <w:rFonts w:ascii="Arial" w:hAnsi="Arial"/>
-          <w:color w:val="1E293B"/>
-          <w:sz w:val="21"/>
-        </w:rPr>
-        <w:t>The repository enables seamless tracking of analytical revisions across the three stages of this project. Version control ensures full reproducibility, enabling collaborative review and code distribution.</w:t>
+        <w:t>The repository enables straightforward tracking of analytical revisions across the three stages of this project. Version control ensures full reproducibility, enabling collaborative review and code distribution.</w:t>
       </w:r>
     </w:p>
     <w:p>
